--- a/lab 2 - Flyweight/Stronger than you.docx
+++ b/lab 2 - Flyweight/Stronger than you.docx
@@ -9,7 +9,7 @@
           <w:rFonts w:eastAsia="Times New Roman"/>
           <w:sz w:val="52"/>
           <w:szCs w:val="24"/>
-          <w:lang w:val="en-US" w:eastAsia="en-GB"/>
+          <w:lang w:val="ru-RU" w:eastAsia="en-GB"/>
         </w:rPr>
       </w:pPr>
       <w:r>
@@ -19,10 +19,44 @@
           <w:szCs w:val="24"/>
           <w:lang w:val="en-US" w:eastAsia="en-GB"/>
         </w:rPr>
-        <w:t>Stronger than you</w:t>
-      </w:r>
-      <w:bookmarkStart w:id="0" w:name="_GoBack"/>
-      <w:bookmarkEnd w:id="0"/>
+        <w:t>Stronger</w:t>
+      </w:r>
+      <w:r>
+        <w:rPr>
+          <w:rFonts w:eastAsia="Times New Roman"/>
+          <w:sz w:val="52"/>
+          <w:szCs w:val="24"/>
+          <w:lang w:val="ru-RU" w:eastAsia="en-GB"/>
+        </w:rPr>
+        <w:t xml:space="preserve"> </w:t>
+      </w:r>
+      <w:r>
+        <w:rPr>
+          <w:rFonts w:eastAsia="Times New Roman"/>
+          <w:sz w:val="52"/>
+          <w:szCs w:val="24"/>
+          <w:lang w:val="en-US" w:eastAsia="en-GB"/>
+        </w:rPr>
+        <w:t>than</w:t>
+      </w:r>
+      <w:r>
+        <w:rPr>
+          <w:rFonts w:eastAsia="Times New Roman"/>
+          <w:sz w:val="52"/>
+          <w:szCs w:val="24"/>
+          <w:lang w:val="ru-RU" w:eastAsia="en-GB"/>
+        </w:rPr>
+        <w:t xml:space="preserve"> </w:t>
+      </w:r>
+      <w:r>
+        <w:rPr>
+          <w:rFonts w:eastAsia="Times New Roman"/>
+          <w:sz w:val="52"/>
+          <w:szCs w:val="24"/>
+          <w:lang w:val="en-US" w:eastAsia="en-GB"/>
+        </w:rPr>
+        <w:t>you</w:t>
+      </w:r>
     </w:p>
     <w:p>
       <w:pPr>
@@ -83,31 +117,7 @@
           <w:u w:val="single"/>
           <w:lang w:val="en-US" w:eastAsia="en-GB"/>
         </w:rPr>
-        <w:t>Abstract</w:t>
-      </w:r>
-      <w:r>
-        <w:rPr>
-          <w:rFonts w:eastAsia="Times New Roman" w:cstheme="minorHAnsi"/>
-          <w:b/>
-          <w:color w:val="34343C"/>
-          <w:sz w:val="24"/>
-          <w:szCs w:val="24"/>
-          <w:u w:val="single"/>
-          <w:lang w:val="ru-RU" w:eastAsia="en-GB"/>
-        </w:rPr>
-        <w:t xml:space="preserve"> </w:t>
-      </w:r>
-      <w:r>
-        <w:rPr>
-          <w:rFonts w:eastAsia="Times New Roman" w:cstheme="minorHAnsi"/>
-          <w:b/>
-          <w:color w:val="34343C"/>
-          <w:sz w:val="24"/>
-          <w:szCs w:val="24"/>
-          <w:u w:val="single"/>
-          <w:lang w:val="en-US" w:eastAsia="en-GB"/>
-        </w:rPr>
-        <w:t>Factory</w:t>
+        <w:t>Flyweight</w:t>
       </w:r>
       <w:r>
         <w:rPr>
@@ -283,16 +293,7 @@
           <w:szCs w:val="24"/>
           <w:lang w:val="ru-RU"/>
         </w:rPr>
-        <w:t>)</w:t>
-      </w:r>
-      <w:r>
-        <w:rPr>
-          <w:rFonts w:cstheme="minorHAnsi"/>
-          <w:sz w:val="24"/>
-          <w:szCs w:val="24"/>
-          <w:lang w:val="ru-RU"/>
-        </w:rPr>
-        <w:t>, указывающее на соответствующую информацию класса Tile. TileFactory (фабрика) будет отвечать за связь TilesType с информацией в классе Tile.</w:t>
+        <w:t>), указывающее на соответствующую информацию класса Tile. TileFactory (фабрика) будет отвечать за связь TilesType с информацией в классе Tile.</w:t>
       </w:r>
     </w:p>
     <w:p>
@@ -423,9 +424,10 @@
       <w:r>
         <w:rPr>
           <w:rFonts w:cstheme="minorHAnsi"/>
-          <w:sz w:val="24"/>
-          <w:szCs w:val="24"/>
-          <w:lang w:val="ru-RU"/>
+          <w:noProof/>
+          <w:sz w:val="24"/>
+          <w:szCs w:val="24"/>
+          <w:lang w:eastAsia="en-GB"/>
         </w:rPr>
         <w:drawing>
           <wp:inline distT="0" distB="0" distL="0" distR="0" wp14:anchorId="22003AF8" wp14:editId="044E8AC8">
@@ -517,13 +519,105 @@
           <w:szCs w:val="16"/>
           <w:lang w:val="ru-RU"/>
         </w:rPr>
-        <w:t>применением</w:t>
-      </w:r>
-      <w:r>
-        <w:rPr>
-          <w:rFonts w:cstheme="minorHAnsi"/>
-          <w:sz w:val="16"/>
-          <w:szCs w:val="16"/>
+        <w:t>приспособлен</w:t>
+      </w:r>
+      <w:r>
+        <w:rPr>
+          <w:rFonts w:cstheme="minorHAnsi"/>
+          <w:sz w:val="16"/>
+          <w:szCs w:val="16"/>
+          <w:lang w:val="ru-RU"/>
+        </w:rPr>
+        <w:t>ц</w:t>
+      </w:r>
+      <w:r>
+        <w:rPr>
+          <w:rFonts w:cstheme="minorHAnsi"/>
+          <w:sz w:val="16"/>
+          <w:szCs w:val="16"/>
+          <w:lang w:val="en-US"/>
+        </w:rPr>
+        <w:t>a</w:t>
+      </w:r>
+      <w:r>
+        <w:rPr>
+          <w:rFonts w:cstheme="minorHAnsi"/>
+          <w:sz w:val="16"/>
+          <w:szCs w:val="16"/>
+          <w:lang w:val="ru-RU"/>
+        </w:rPr>
+        <w:t>.</w:t>
+      </w:r>
+    </w:p>
+    <w:p>
+      <w:pPr>
+        <w:rPr>
+          <w:rFonts w:cstheme="minorHAnsi"/>
+          <w:sz w:val="24"/>
+          <w:szCs w:val="24"/>
+          <w:lang w:val="ru-RU"/>
+        </w:rPr>
+      </w:pPr>
+    </w:p>
+    <w:p>
+      <w:pPr>
+        <w:rPr>
+          <w:rFonts w:cstheme="minorHAnsi"/>
+          <w:sz w:val="24"/>
+          <w:szCs w:val="24"/>
+          <w:lang w:val="ru-RU"/>
+        </w:rPr>
+      </w:pPr>
+      <w:r>
+        <w:rPr>
+          <w:rFonts w:cstheme="minorHAnsi"/>
+          <w:sz w:val="24"/>
+          <w:szCs w:val="24"/>
+          <w:lang w:val="ru-RU"/>
+        </w:rPr>
+        <w:t xml:space="preserve">На рисунке </w:t>
+      </w:r>
+      <w:r>
+        <w:rPr>
+          <w:rFonts w:cstheme="minorHAnsi"/>
+          <w:sz w:val="24"/>
+          <w:szCs w:val="24"/>
+          <w:lang w:val="ru-RU"/>
+        </w:rPr>
+        <w:t xml:space="preserve">2 </w:t>
+      </w:r>
+      <w:r>
+        <w:rPr>
+          <w:rFonts w:cstheme="minorHAnsi"/>
+          <w:sz w:val="24"/>
+          <w:szCs w:val="24"/>
+          <w:lang w:val="ru-RU"/>
+        </w:rPr>
+        <w:t>пока</w:t>
+      </w:r>
+      <w:r>
+        <w:rPr>
+          <w:rFonts w:cstheme="minorHAnsi"/>
+          <w:sz w:val="24"/>
+          <w:szCs w:val="24"/>
+          <w:lang w:val="ru-RU"/>
+        </w:rPr>
+        <w:t>зан</w:t>
+      </w:r>
+      <w:r>
+        <w:rPr>
+          <w:rFonts w:cstheme="minorHAnsi"/>
+          <w:sz w:val="24"/>
+          <w:szCs w:val="24"/>
+          <w:lang w:val="en-US"/>
+        </w:rPr>
+        <w:t>a</w:t>
+      </w:r>
+      <w:r>
+        <w:rPr>
+          <w:rFonts w:cstheme="minorHAnsi"/>
+          <w:sz w:val="24"/>
+          <w:szCs w:val="24"/>
           <w:lang w:val="ru-RU"/>
         </w:rPr>
         <w:t xml:space="preserve"> </w:t>
@@ -531,120 +625,10 @@
       <w:r>
         <w:rPr>
           <w:rFonts w:cstheme="minorHAnsi"/>
-          <w:sz w:val="16"/>
-          <w:szCs w:val="16"/>
-          <w:lang w:val="ru-RU"/>
-        </w:rPr>
-        <w:t>приспособлен</w:t>
-      </w:r>
-      <w:r>
-        <w:rPr>
-          <w:rFonts w:cstheme="minorHAnsi"/>
-          <w:sz w:val="16"/>
-          <w:szCs w:val="16"/>
-          <w:lang w:val="ru-RU"/>
-        </w:rPr>
-        <w:t>ц</w:t>
-      </w:r>
-      <w:r>
-        <w:rPr>
-          <w:rFonts w:cstheme="minorHAnsi"/>
-          <w:sz w:val="16"/>
-          <w:szCs w:val="16"/>
+          <w:sz w:val="24"/>
+          <w:szCs w:val="24"/>
           <w:lang w:val="en-US"/>
         </w:rPr>
-        <w:t>a</w:t>
-      </w:r>
-      <w:r>
-        <w:rPr>
-          <w:rFonts w:cstheme="minorHAnsi"/>
-          <w:sz w:val="16"/>
-          <w:szCs w:val="16"/>
-          <w:lang w:val="ru-RU"/>
-        </w:rPr>
-        <w:t>.</w:t>
-      </w:r>
-    </w:p>
-    <w:p>
-      <w:pPr>
-        <w:rPr>
-          <w:rFonts w:cstheme="minorHAnsi"/>
-          <w:sz w:val="24"/>
-          <w:szCs w:val="24"/>
-          <w:lang w:val="ru-RU"/>
-        </w:rPr>
-      </w:pPr>
-    </w:p>
-    <w:p>
-      <w:pPr>
-        <w:rPr>
-          <w:rFonts w:cstheme="minorHAnsi"/>
-          <w:sz w:val="24"/>
-          <w:szCs w:val="24"/>
-          <w:lang w:val="ru-RU"/>
-        </w:rPr>
-      </w:pPr>
-      <w:r>
-        <w:rPr>
-          <w:rFonts w:cstheme="minorHAnsi"/>
-          <w:sz w:val="24"/>
-          <w:szCs w:val="24"/>
-          <w:lang w:val="ru-RU"/>
-        </w:rPr>
-        <w:t xml:space="preserve">На рисунке </w:t>
-      </w:r>
-      <w:r>
-        <w:rPr>
-          <w:rFonts w:cstheme="minorHAnsi"/>
-          <w:sz w:val="24"/>
-          <w:szCs w:val="24"/>
-          <w:lang w:val="ru-RU"/>
-        </w:rPr>
-        <w:t xml:space="preserve">2 </w:t>
-      </w:r>
-      <w:r>
-        <w:rPr>
-          <w:rFonts w:cstheme="minorHAnsi"/>
-          <w:sz w:val="24"/>
-          <w:szCs w:val="24"/>
-          <w:lang w:val="ru-RU"/>
-        </w:rPr>
-        <w:t>пока</w:t>
-      </w:r>
-      <w:r>
-        <w:rPr>
-          <w:rFonts w:cstheme="minorHAnsi"/>
-          <w:sz w:val="24"/>
-          <w:szCs w:val="24"/>
-          <w:lang w:val="ru-RU"/>
-        </w:rPr>
-        <w:t>зан</w:t>
-      </w:r>
-      <w:r>
-        <w:rPr>
-          <w:rFonts w:cstheme="minorHAnsi"/>
-          <w:sz w:val="24"/>
-          <w:szCs w:val="24"/>
-          <w:lang w:val="en-US"/>
-        </w:rPr>
-        <w:t>a</w:t>
-      </w:r>
-      <w:r>
-        <w:rPr>
-          <w:rFonts w:cstheme="minorHAnsi"/>
-          <w:sz w:val="24"/>
-          <w:szCs w:val="24"/>
-          <w:lang w:val="ru-RU"/>
-        </w:rPr>
-        <w:t xml:space="preserve"> </w:t>
-      </w:r>
-      <w:r>
-        <w:rPr>
-          <w:rFonts w:cstheme="minorHAnsi"/>
-          <w:sz w:val="24"/>
-          <w:szCs w:val="24"/>
-          <w:lang w:val="en-US"/>
-        </w:rPr>
         <w:t>o</w:t>
       </w:r>
       <w:r>
@@ -669,9 +653,10 @@
       <w:r>
         <w:rPr>
           <w:rFonts w:cstheme="minorHAnsi"/>
-          <w:sz w:val="24"/>
-          <w:szCs w:val="24"/>
-          <w:lang w:val="ru-RU"/>
+          <w:noProof/>
+          <w:sz w:val="24"/>
+          <w:szCs w:val="24"/>
+          <w:lang w:eastAsia="en-GB"/>
         </w:rPr>
         <w:drawing>
           <wp:inline distT="0" distB="0" distL="0" distR="0" wp14:anchorId="32AB90E2" wp14:editId="37A5ABDC">
@@ -944,6 +929,8 @@
         </w:rPr>
         <w:t xml:space="preserve"> </w:t>
       </w:r>
+      <w:bookmarkStart w:id="0" w:name="_GoBack"/>
+      <w:bookmarkEnd w:id="0"/>
     </w:p>
     <w:p>
       <w:pPr>
@@ -989,7 +976,16 @@
           <w:szCs w:val="16"/>
           <w:lang w:val="ru-RU"/>
         </w:rPr>
-        <w:t>Диаграмма классов</w:t>
+        <w:t>Упрощенная д</w:t>
+      </w:r>
+      <w:r>
+        <w:rPr>
+          <w:rFonts w:cstheme="minorHAnsi"/>
+          <w:sz w:val="16"/>
+          <w:szCs w:val="16"/>
+          <w:lang w:val="ru-RU"/>
+        </w:rPr>
+        <w:t>иаграмма классов</w:t>
       </w:r>
       <w:r>
         <w:rPr>
@@ -1381,7 +1377,7 @@
           <w:noProof/>
           <w:sz w:val="24"/>
           <w:szCs w:val="24"/>
-          <w:lang w:val="ru-RU" w:eastAsia="en-GB"/>
+          <w:lang w:eastAsia="en-GB"/>
         </w:rPr>
         <w:drawing>
           <wp:inline distT="0" distB="0" distL="0" distR="0" wp14:anchorId="5C14779B" wp14:editId="6969493D">
@@ -1531,21 +1527,7 @@
             <w:rStyle w:val="Hyperlink"/>
             <w:lang w:val="ru-RU"/>
           </w:rPr>
-          <w:t>https://githu</w:t>
-        </w:r>
-        <w:r>
-          <w:rPr>
-            <w:rStyle w:val="Hyperlink"/>
-            <w:lang w:val="ru-RU"/>
-          </w:rPr>
-          <w:t>b</w:t>
-        </w:r>
-        <w:r>
-          <w:rPr>
-            <w:rStyle w:val="Hyperlink"/>
-            <w:lang w:val="ru-RU"/>
-          </w:rPr>
-          <w:t>.com/solovozer/-2</w:t>
+          <w:t>https://github.com/solovozer/-2</w:t>
         </w:r>
       </w:hyperlink>
     </w:p>
